--- a/docs/研究笔记与参考资料.docx
+++ b/docs/研究笔记与参考资料.docx
@@ -9,6 +9,45 @@
           <w:rFonts w:hint="eastAsia" w:ascii="华文仿宋" w:hAnsi="华文仿宋" w:eastAsia="华文仿宋" w:cs="华文仿宋"/>
           <w:b/>
           <w:bCs/>
+          <w:i w:val="0"/>
+          <w:sz w:val="60"/>
+          <w:szCs w:val="60"/>
+        </w:rPr>
+      </w:pPr>
+    </w:p>
+    <w:p>
+      <w:pPr>
+        <w:pStyle w:val="31"/>
+        <w:rPr>
+          <w:rFonts w:hint="eastAsia" w:ascii="华文仿宋" w:hAnsi="华文仿宋" w:eastAsia="华文仿宋" w:cs="华文仿宋"/>
+          <w:b/>
+          <w:bCs/>
+          <w:i w:val="0"/>
+          <w:sz w:val="60"/>
+          <w:szCs w:val="60"/>
+        </w:rPr>
+      </w:pPr>
+    </w:p>
+    <w:p>
+      <w:pPr>
+        <w:pStyle w:val="31"/>
+        <w:rPr>
+          <w:rFonts w:hint="eastAsia" w:ascii="华文仿宋" w:hAnsi="华文仿宋" w:eastAsia="华文仿宋" w:cs="华文仿宋"/>
+          <w:b/>
+          <w:bCs/>
+          <w:i w:val="0"/>
+          <w:sz w:val="60"/>
+          <w:szCs w:val="60"/>
+        </w:rPr>
+      </w:pPr>
+    </w:p>
+    <w:p>
+      <w:pPr>
+        <w:pStyle w:val="31"/>
+        <w:rPr>
+          <w:rFonts w:hint="eastAsia" w:ascii="华文仿宋" w:hAnsi="华文仿宋" w:eastAsia="华文仿宋" w:cs="华文仿宋"/>
+          <w:b/>
+          <w:bCs/>
           <w:sz w:val="60"/>
           <w:szCs w:val="60"/>
         </w:rPr>
@@ -327,17 +366,22 @@
         <w:pStyle w:val="3"/>
         <w:rPr>
           <w:rFonts w:hint="eastAsia" w:ascii="华文仿宋" w:hAnsi="华文仿宋" w:eastAsia="华文仿宋" w:cs="华文仿宋"/>
+          <w:b/>
+          <w:bCs w:val="0"/>
         </w:rPr>
       </w:pPr>
+      <w:bookmarkStart w:id="0" w:name="_GoBack"/>
       <w:r>
         <w:rPr>
           <w:rFonts w:hint="eastAsia" w:ascii="华文仿宋" w:hAnsi="华文仿宋" w:eastAsia="华文仿宋" w:cs="华文仿宋"/>
-          <w:b w:val="0"/>
+          <w:b/>
+          <w:bCs w:val="0"/>
           <w:i w:val="0"/>
         </w:rPr>
         <w:t>一、行业调研摘要</w:t>
       </w:r>
     </w:p>
+    <w:bookmarkEnd w:id="0"/>
     <w:p>
       <w:pPr>
         <w:rPr>
@@ -1670,12 +1714,15 @@
         <w:pStyle w:val="3"/>
         <w:rPr>
           <w:rFonts w:hint="eastAsia" w:ascii="华文仿宋" w:hAnsi="华文仿宋" w:eastAsia="华文仿宋" w:cs="华文仿宋"/>
+          <w:b/>
+          <w:bCs w:val="0"/>
         </w:rPr>
       </w:pPr>
       <w:r>
         <w:rPr>
           <w:rFonts w:hint="eastAsia" w:ascii="华文仿宋" w:hAnsi="华文仿宋" w:eastAsia="华文仿宋" w:cs="华文仿宋"/>
-          <w:b w:val="0"/>
+          <w:b/>
+          <w:bCs w:val="0"/>
           <w:i w:val="0"/>
         </w:rPr>
         <w:t>二、对标案例研究</w:t>
@@ -2620,6 +2667,12 @@
             <w:insideH w:val="single" w:color="auto" w:sz="4" w:space="0"/>
             <w:insideV w:val="single" w:color="auto" w:sz="4" w:space="0"/>
           </w:tblBorders>
+          <w:tblCellMar>
+            <w:top w:w="0" w:type="dxa"/>
+            <w:left w:w="108" w:type="dxa"/>
+            <w:bottom w:w="0" w:type="dxa"/>
+            <w:right w:w="108" w:type="dxa"/>
+          </w:tblCellMar>
         </w:tblPrEx>
         <w:tc>
           <w:tcPr>
@@ -2944,12 +2997,15 @@
         <w:pStyle w:val="3"/>
         <w:rPr>
           <w:rFonts w:hint="eastAsia" w:ascii="华文仿宋" w:hAnsi="华文仿宋" w:eastAsia="华文仿宋" w:cs="华文仿宋"/>
+          <w:b/>
+          <w:bCs w:val="0"/>
         </w:rPr>
       </w:pPr>
       <w:r>
         <w:rPr>
           <w:rFonts w:hint="eastAsia" w:ascii="华文仿宋" w:hAnsi="华文仿宋" w:eastAsia="华文仿宋" w:cs="华文仿宋"/>
-          <w:b w:val="0"/>
+          <w:b/>
+          <w:bCs w:val="0"/>
           <w:i w:val="0"/>
         </w:rPr>
         <w:t>三、UGC 样本分析框架</w:t>
@@ -3291,12 +3347,15 @@
         <w:pStyle w:val="3"/>
         <w:rPr>
           <w:rFonts w:hint="eastAsia" w:ascii="华文仿宋" w:hAnsi="华文仿宋" w:eastAsia="华文仿宋" w:cs="华文仿宋"/>
+          <w:b/>
+          <w:bCs w:val="0"/>
         </w:rPr>
       </w:pPr>
       <w:r>
         <w:rPr>
           <w:rFonts w:hint="eastAsia" w:ascii="华文仿宋" w:hAnsi="华文仿宋" w:eastAsia="华文仿宋" w:cs="华文仿宋"/>
-          <w:b w:val="0"/>
+          <w:b/>
+          <w:bCs w:val="0"/>
           <w:i w:val="0"/>
         </w:rPr>
         <w:t>四、开题报告补充材料（完整版方案）</w:t>
@@ -3322,12 +3381,15 @@
         <w:pStyle w:val="4"/>
         <w:rPr>
           <w:rFonts w:hint="eastAsia" w:ascii="华文仿宋" w:hAnsi="华文仿宋" w:eastAsia="华文仿宋" w:cs="华文仿宋"/>
+          <w:b/>
+          <w:bCs w:val="0"/>
         </w:rPr>
       </w:pPr>
       <w:r>
         <w:rPr>
           <w:rFonts w:hint="eastAsia" w:ascii="华文仿宋" w:hAnsi="华文仿宋" w:eastAsia="华文仿宋" w:cs="华文仿宋"/>
-          <w:b w:val="0"/>
+          <w:b/>
+          <w:bCs w:val="0"/>
           <w:i w:val="0"/>
         </w:rPr>
         <w:t>1. 选题背景与意义</w:t>
@@ -3416,12 +3478,15 @@
         <w:pStyle w:val="4"/>
         <w:rPr>
           <w:rFonts w:hint="eastAsia" w:ascii="华文仿宋" w:hAnsi="华文仿宋" w:eastAsia="华文仿宋" w:cs="华文仿宋"/>
+          <w:b/>
+          <w:bCs w:val="0"/>
         </w:rPr>
       </w:pPr>
       <w:r>
         <w:rPr>
           <w:rFonts w:hint="eastAsia" w:ascii="华文仿宋" w:hAnsi="华文仿宋" w:eastAsia="华文仿宋" w:cs="华文仿宋"/>
-          <w:b w:val="0"/>
+          <w:b/>
+          <w:bCs w:val="0"/>
           <w:i w:val="0"/>
         </w:rPr>
         <w:t>2. 核心创新点</w:t>
@@ -3666,12 +3731,15 @@
         <w:pStyle w:val="4"/>
         <w:rPr>
           <w:rFonts w:hint="eastAsia" w:ascii="华文仿宋" w:hAnsi="华文仿宋" w:eastAsia="华文仿宋" w:cs="华文仿宋"/>
+          <w:b/>
+          <w:bCs w:val="0"/>
         </w:rPr>
       </w:pPr>
       <w:r>
         <w:rPr>
           <w:rFonts w:hint="eastAsia" w:ascii="华文仿宋" w:hAnsi="华文仿宋" w:eastAsia="华文仿宋" w:cs="华文仿宋"/>
-          <w:b w:val="0"/>
+          <w:b/>
+          <w:bCs w:val="0"/>
           <w:i w:val="0"/>
         </w:rPr>
         <w:t>3. 四层技术架构</w:t>
@@ -4136,12 +4204,15 @@
         <w:pStyle w:val="4"/>
         <w:rPr>
           <w:rFonts w:hint="eastAsia" w:ascii="华文仿宋" w:hAnsi="华文仿宋" w:eastAsia="华文仿宋" w:cs="华文仿宋"/>
+          <w:b/>
+          <w:bCs w:val="0"/>
         </w:rPr>
       </w:pPr>
       <w:r>
         <w:rPr>
           <w:rFonts w:hint="eastAsia" w:ascii="华文仿宋" w:hAnsi="华文仿宋" w:eastAsia="华文仿宋" w:cs="华文仿宋"/>
-          <w:b w:val="0"/>
+          <w:b/>
+          <w:bCs w:val="0"/>
           <w:i w:val="0"/>
         </w:rPr>
         <w:t>4. 打标方案变更记录（如实记录的方法论迭代过程）</w:t>
@@ -4224,25 +4295,44 @@
         </w:rPr>
         <w:t>维度枚举固定 10 类，覆盖面不如飞书多维表格 AI 字段跑出来的结果细（飞书能识别出"车机智能化""用车成本""故障维修""品牌认知"等更细的维度）。</w:t>
       </w:r>
-      <w:bookmarkStart w:id="0" w:name="_GoBack"/>
-      <w:bookmarkEnd w:id="0"/>
     </w:p>
     <w:p>
       <w:pPr>
         <w:pStyle w:val="5"/>
+        <w:rPr>
+          <w:rFonts w:hint="eastAsia" w:ascii="华文仿宋" w:hAnsi="华文仿宋" w:eastAsia="华文仿宋" w:cs="华文仿宋"/>
+          <w:b w:val="0"/>
+          <w:i w:val="0"/>
+        </w:rPr>
       </w:pPr>
       <w:r>
         <w:rPr>
-          <w:rFonts w:ascii="微软雅黑" w:hAnsi="微软雅黑" w:eastAsia="微软雅黑"/>
+          <w:rFonts w:hint="eastAsia" w:ascii="华文仿宋" w:hAnsi="华文仿宋" w:eastAsia="华文仿宋" w:cs="华文仿宋"/>
+          <w:b w:val="0"/>
+          <w:i w:val="0"/>
         </w:rPr>
         <w:t>v1.5（曾短暂考虑，未采用）：飞书维度提取 + Python 补全</w:t>
       </w:r>
     </w:p>
     <w:p>
-      <w:pPr/>
+      <w:pPr>
+        <w:rPr>
+          <w:rFonts w:hint="eastAsia" w:ascii="华文仿宋" w:hAnsi="华文仿宋" w:eastAsia="华文仿宋" w:cs="华文仿宋"/>
+          <w:b w:val="0"/>
+          <w:i w:val="0"/>
+          <w:sz w:val="22"/>
+          <w:szCs w:val="22"/>
+          <w:lang w:val="en-US" w:eastAsia="en-US" w:bidi="ar-SA"/>
+        </w:rPr>
+      </w:pPr>
       <w:r>
         <w:rPr>
-          <w:rFonts w:ascii="微软雅黑" w:hAnsi="微软雅黑" w:eastAsia="微软雅黑"/>
+          <w:rFonts w:hint="eastAsia" w:ascii="华文仿宋" w:hAnsi="华文仿宋" w:eastAsia="华文仿宋" w:cs="华文仿宋"/>
+          <w:b w:val="0"/>
+          <w:i w:val="0"/>
+          <w:sz w:val="22"/>
+          <w:szCs w:val="22"/>
+          <w:lang w:val="en-US" w:eastAsia="en-US" w:bidi="ar-SA"/>
         </w:rPr>
         <w:t>飞书 AI 字段规模化跑到中途配额耗尽（1375 条中 1286 条，情感字段完全没跑出结果）之后，短暂考虑过“飞书做维度提取、Python 批量调 LLM API 补情感和用户画像”的折中方案。但智谱 API 从始至终只是备选的 Plan B，不作为与飞书并存的正式环节，最终放弃了这个折中思路。</w:t>
       </w:r>
@@ -4396,6 +4486,61 @@
           <w:rFonts w:hint="eastAsia" w:ascii="华文仿宋" w:hAnsi="华文仿宋" w:eastAsia="华文仿宋" w:cs="华文仿宋"/>
           <w:b w:val="0"/>
           <w:i w:val="0"/>
+          <w:lang w:eastAsia="zh-CN"/>
+        </w:rPr>
+      </w:pPr>
+      <w:r>
+        <w:rPr>
+          <w:rFonts w:hint="eastAsia" w:ascii="华文仿宋" w:hAnsi="华文仿宋" w:eastAsia="华文仿宋" w:cs="华文仿宋"/>
+          <w:b w:val="0"/>
+          <w:i w:val="0"/>
+          <w:lang w:eastAsia="zh-CN"/>
+        </w:rPr>
+        <w:drawing>
+          <wp:inline distT="0" distB="0" distL="114300" distR="114300">
+            <wp:extent cx="5474970" cy="2480945"/>
+            <wp:effectExtent l="0" t="0" r="1905" b="5080"/>
+            <wp:docPr id="3" name="图片 3" descr="6dd8ddafb3aa596c0fd112197733e5a0"/>
+            <wp:cNvGraphicFramePr>
+              <a:graphicFrameLocks xmlns:a="http://schemas.openxmlformats.org/drawingml/2006/main" noChangeAspect="1"/>
+            </wp:cNvGraphicFramePr>
+            <a:graphic xmlns:a="http://schemas.openxmlformats.org/drawingml/2006/main">
+              <a:graphicData uri="http://schemas.openxmlformats.org/drawingml/2006/picture">
+                <pic:pic xmlns:pic="http://schemas.openxmlformats.org/drawingml/2006/picture">
+                  <pic:nvPicPr>
+                    <pic:cNvPr id="3" name="图片 3" descr="6dd8ddafb3aa596c0fd112197733e5a0"/>
+                    <pic:cNvPicPr>
+                      <a:picLocks noChangeAspect="1"/>
+                    </pic:cNvPicPr>
+                  </pic:nvPicPr>
+                  <pic:blipFill>
+                    <a:blip r:embed="rId7"/>
+                    <a:stretch>
+                      <a:fillRect/>
+                    </a:stretch>
+                  </pic:blipFill>
+                  <pic:spPr>
+                    <a:xfrm>
+                      <a:off x="0" y="0"/>
+                      <a:ext cx="5474970" cy="2480945"/>
+                    </a:xfrm>
+                    <a:prstGeom prst="rect">
+                      <a:avLst/>
+                    </a:prstGeom>
+                  </pic:spPr>
+                </pic:pic>
+              </a:graphicData>
+            </a:graphic>
+          </wp:inline>
+        </w:drawing>
+      </w:r>
+    </w:p>
+    <w:p>
+      <w:pPr>
+        <w:rPr>
+          <w:rFonts w:hint="eastAsia" w:ascii="华文仿宋" w:hAnsi="华文仿宋" w:eastAsia="华文仿宋" w:cs="华文仿宋"/>
+          <w:b w:val="0"/>
+          <w:i w:val="0"/>
           <w:lang w:val="en-US" w:eastAsia="zh-CN"/>
         </w:rPr>
       </w:pPr>
@@ -4411,15 +4556,95 @@
     </w:p>
     <w:p>
       <w:pPr>
-        <w:pStyle w:val="4"/>
-        <w:rPr>
-          <w:rFonts w:hint="eastAsia" w:ascii="华文仿宋" w:hAnsi="华文仿宋" w:eastAsia="华文仿宋" w:cs="华文仿宋"/>
+        <w:rPr>
+          <w:rFonts w:hint="eastAsia" w:ascii="华文仿宋" w:hAnsi="华文仿宋" w:eastAsia="华文仿宋" w:cs="华文仿宋"/>
+          <w:b/>
+          <w:bCs/>
+          <w:i w:val="0"/>
+          <w:lang w:val="en-US" w:eastAsia="zh-CN"/>
         </w:rPr>
       </w:pPr>
       <w:r>
         <w:rPr>
           <w:rFonts w:hint="eastAsia" w:ascii="华文仿宋" w:hAnsi="华文仿宋" w:eastAsia="华文仿宋" w:cs="华文仿宋"/>
+          <w:b/>
+          <w:bCs/>
+          <w:i w:val="0"/>
+          <w:lang w:val="en-US" w:eastAsia="zh-CN"/>
+        </w:rPr>
+        <w:t>多维度动态人群地图下钻词云图</w:t>
+      </w:r>
+    </w:p>
+    <w:p>
+      <w:pPr>
+        <w:rPr>
+          <w:rFonts w:hint="default" w:ascii="华文仿宋" w:hAnsi="华文仿宋" w:eastAsia="华文仿宋" w:cs="华文仿宋"/>
           <w:b w:val="0"/>
+          <w:i w:val="0"/>
+          <w:lang w:val="en-US" w:eastAsia="zh-CN"/>
+        </w:rPr>
+      </w:pPr>
+      <w:r>
+        <w:rPr>
+          <w:rFonts w:hint="default" w:ascii="华文仿宋" w:hAnsi="华文仿宋" w:eastAsia="华文仿宋" w:cs="华文仿宋"/>
+          <w:b/>
+          <w:bCs/>
+          <w:i w:val="0"/>
+          <w:lang w:val="en-US" w:eastAsia="zh-CN"/>
+        </w:rPr>
+        <w:drawing>
+          <wp:inline distT="0" distB="0" distL="114300" distR="114300">
+            <wp:extent cx="5474335" cy="2558415"/>
+            <wp:effectExtent l="0" t="0" r="2540" b="3810"/>
+            <wp:docPr id="4" name="图片 4" descr="3f670cb2200f6e4aff8acc778416a911"/>
+            <wp:cNvGraphicFramePr>
+              <a:graphicFrameLocks xmlns:a="http://schemas.openxmlformats.org/drawingml/2006/main" noChangeAspect="1"/>
+            </wp:cNvGraphicFramePr>
+            <a:graphic xmlns:a="http://schemas.openxmlformats.org/drawingml/2006/main">
+              <a:graphicData uri="http://schemas.openxmlformats.org/drawingml/2006/picture">
+                <pic:pic xmlns:pic="http://schemas.openxmlformats.org/drawingml/2006/picture">
+                  <pic:nvPicPr>
+                    <pic:cNvPr id="4" name="图片 4" descr="3f670cb2200f6e4aff8acc778416a911"/>
+                    <pic:cNvPicPr>
+                      <a:picLocks noChangeAspect="1"/>
+                    </pic:cNvPicPr>
+                  </pic:nvPicPr>
+                  <pic:blipFill>
+                    <a:blip r:embed="rId8"/>
+                    <a:stretch>
+                      <a:fillRect/>
+                    </a:stretch>
+                  </pic:blipFill>
+                  <pic:spPr>
+                    <a:xfrm>
+                      <a:off x="0" y="0"/>
+                      <a:ext cx="5474335" cy="2558415"/>
+                    </a:xfrm>
+                    <a:prstGeom prst="rect">
+                      <a:avLst/>
+                    </a:prstGeom>
+                  </pic:spPr>
+                </pic:pic>
+              </a:graphicData>
+            </a:graphic>
+          </wp:inline>
+        </w:drawing>
+      </w:r>
+    </w:p>
+    <w:p>
+      <w:pPr>
+        <w:pStyle w:val="4"/>
+        <w:rPr>
+          <w:rFonts w:hint="eastAsia" w:ascii="华文仿宋" w:hAnsi="华文仿宋" w:eastAsia="华文仿宋" w:cs="华文仿宋"/>
+          <w:b/>
+          <w:bCs w:val="0"/>
+        </w:rPr>
+      </w:pPr>
+      <w:r>
+        <w:rPr>
+          <w:rFonts w:hint="eastAsia" w:ascii="华文仿宋" w:hAnsi="华文仿宋" w:eastAsia="华文仿宋" w:cs="华文仿宋"/>
+          <w:b/>
+          <w:bCs w:val="0"/>
           <w:i w:val="0"/>
         </w:rPr>
         <w:t>5. 评估指标说明</w:t>
@@ -4869,12 +5094,15 @@
         <w:pStyle w:val="4"/>
         <w:rPr>
           <w:rFonts w:hint="eastAsia" w:ascii="华文仿宋" w:hAnsi="华文仿宋" w:eastAsia="华文仿宋" w:cs="华文仿宋"/>
+          <w:b/>
+          <w:bCs w:val="0"/>
         </w:rPr>
       </w:pPr>
       <w:r>
         <w:rPr>
           <w:rFonts w:hint="eastAsia" w:ascii="华文仿宋" w:hAnsi="华文仿宋" w:eastAsia="华文仿宋" w:cs="华文仿宋"/>
-          <w:b w:val="0"/>
+          <w:b/>
+          <w:bCs w:val="0"/>
           <w:i w:val="0"/>
         </w:rPr>
         <w:t>6. 当前进度</w:t>
@@ -5651,12 +5879,15 @@
         <w:pStyle w:val="3"/>
         <w:rPr>
           <w:rFonts w:hint="eastAsia" w:ascii="华文仿宋" w:hAnsi="华文仿宋" w:eastAsia="华文仿宋" w:cs="华文仿宋"/>
+          <w:b/>
+          <w:bCs w:val="0"/>
         </w:rPr>
       </w:pPr>
       <w:r>
         <w:rPr>
           <w:rFonts w:hint="eastAsia" w:ascii="华文仿宋" w:hAnsi="华文仿宋" w:eastAsia="华文仿宋" w:cs="华文仿宋"/>
-          <w:b w:val="0"/>
+          <w:b/>
+          <w:bCs w:val="0"/>
           <w:i w:val="0"/>
         </w:rPr>
         <w:t>五、参考资料清单</w:t>
@@ -8875,12 +9106,15 @@
         <w:pStyle w:val="4"/>
         <w:rPr>
           <w:rFonts w:hint="eastAsia" w:ascii="华文仿宋" w:hAnsi="华文仿宋" w:eastAsia="华文仿宋" w:cs="华文仿宋"/>
+          <w:b/>
+          <w:bCs w:val="0"/>
         </w:rPr>
       </w:pPr>
       <w:r>
         <w:rPr>
           <w:rFonts w:hint="eastAsia" w:ascii="华文仿宋" w:hAnsi="华文仿宋" w:eastAsia="华文仿宋" w:cs="华文仿宋"/>
-          <w:b w:val="0"/>
+          <w:b/>
+          <w:bCs w:val="0"/>
           <w:i w:val="0"/>
         </w:rPr>
         <w:t>资料与项目模块的对应关系</w:t>
@@ -8908,9 +9142,9 @@
         </w:tblCellMar>
       </w:tblPr>
       <w:tblGrid>
-        <w:gridCol w:w="1888"/>
-        <w:gridCol w:w="2719"/>
-        <w:gridCol w:w="4249"/>
+        <w:gridCol w:w="1885"/>
+        <w:gridCol w:w="2715"/>
+        <w:gridCol w:w="4256"/>
       </w:tblGrid>
       <w:tr>
         <w:tblPrEx>
@@ -9813,7 +10047,7 @@
     </w:p>
     <w:sectPr>
       <w:pgSz w:w="12240" w:h="15840"/>
-      <w:pgMar w:top="1440" w:right="1800" w:bottom="1440" w:left="1800" w:header="720" w:footer="720" w:gutter="0"/>
+      <w:pgMar w:top="850" w:right="1800" w:bottom="850" w:left="1800" w:header="720" w:footer="720" w:gutter="0"/>
       <w:cols w:space="720" w:num="1"/>
       <w:docGrid w:linePitch="360" w:charSpace="0"/>
     </w:sectPr>
@@ -10053,7 +10287,7 @@
     <w:lsdException w:uiPriority="99" w:name="Normal Indent"/>
     <w:lsdException w:uiPriority="99" w:name="footnote text"/>
     <w:lsdException w:uiPriority="99" w:name="annotation text"/>
-    <w:lsdException w:uiPriority="99" w:semiHidden="0" w:name="header"/>
+    <w:lsdException w:qFormat="1" w:uiPriority="99" w:semiHidden="0" w:name="header"/>
     <w:lsdException w:qFormat="1" w:uiPriority="99" w:semiHidden="0" w:name="footer"/>
     <w:lsdException w:uiPriority="99" w:name="index heading"/>
     <w:lsdException w:qFormat="1" w:uiPriority="35" w:name="caption"/>
@@ -10175,11 +10409,11 @@
     <w:lsdException w:qFormat="1" w:unhideWhenUsed="0" w:uiPriority="1" w:semiHidden="0" w:name="No Spacing"/>
     <w:lsdException w:qFormat="1" w:unhideWhenUsed="0" w:uiPriority="60" w:semiHidden="0" w:name="Light Shading"/>
     <w:lsdException w:qFormat="1" w:unhideWhenUsed="0" w:uiPriority="61" w:semiHidden="0" w:name="Light List"/>
-    <w:lsdException w:unhideWhenUsed="0" w:uiPriority="62" w:semiHidden="0" w:name="Light Grid"/>
-    <w:lsdException w:unhideWhenUsed="0" w:uiPriority="63" w:semiHidden="0" w:name="Medium Shading 1"/>
-    <w:lsdException w:unhideWhenUsed="0" w:uiPriority="64" w:semiHidden="0" w:name="Medium Shading 2"/>
+    <w:lsdException w:qFormat="1" w:unhideWhenUsed="0" w:uiPriority="62" w:semiHidden="0" w:name="Light Grid"/>
+    <w:lsdException w:qFormat="1" w:unhideWhenUsed="0" w:uiPriority="63" w:semiHidden="0" w:name="Medium Shading 1"/>
+    <w:lsdException w:qFormat="1" w:unhideWhenUsed="0" w:uiPriority="64" w:semiHidden="0" w:name="Medium Shading 2"/>
     <w:lsdException w:qFormat="1" w:unhideWhenUsed="0" w:uiPriority="65" w:semiHidden="0" w:name="Medium List 1"/>
-    <w:lsdException w:unhideWhenUsed="0" w:uiPriority="66" w:semiHidden="0" w:name="Medium List 2"/>
+    <w:lsdException w:qFormat="1" w:unhideWhenUsed="0" w:uiPriority="66" w:semiHidden="0" w:name="Medium List 2"/>
     <w:lsdException w:qFormat="1" w:unhideWhenUsed="0" w:uiPriority="67" w:semiHidden="0" w:name="Medium Grid 1"/>
     <w:lsdException w:qFormat="1" w:unhideWhenUsed="0" w:uiPriority="68" w:semiHidden="0" w:name="Medium Grid 2"/>
     <w:lsdException w:qFormat="1" w:unhideWhenUsed="0" w:uiPriority="69" w:semiHidden="0" w:name="Medium Grid 3"/>
@@ -10189,14 +10423,14 @@
     <w:lsdException w:qFormat="1" w:unhideWhenUsed="0" w:uiPriority="73" w:semiHidden="0" w:name="Colorful Grid"/>
     <w:lsdException w:qFormat="1" w:unhideWhenUsed="0" w:uiPriority="60" w:semiHidden="0" w:name="Light Shading Accent 1"/>
     <w:lsdException w:qFormat="1" w:unhideWhenUsed="0" w:uiPriority="61" w:semiHidden="0" w:name="Light List Accent 1"/>
-    <w:lsdException w:unhideWhenUsed="0" w:uiPriority="62" w:semiHidden="0" w:name="Light Grid Accent 1"/>
-    <w:lsdException w:unhideWhenUsed="0" w:uiPriority="63" w:semiHidden="0" w:name="Medium Shading 1 Accent 1"/>
-    <w:lsdException w:unhideWhenUsed="0" w:uiPriority="64" w:semiHidden="0" w:name="Medium Shading 2 Accent 1"/>
+    <w:lsdException w:qFormat="1" w:unhideWhenUsed="0" w:uiPriority="62" w:semiHidden="0" w:name="Light Grid Accent 1"/>
+    <w:lsdException w:qFormat="1" w:unhideWhenUsed="0" w:uiPriority="63" w:semiHidden="0" w:name="Medium Shading 1 Accent 1"/>
+    <w:lsdException w:qFormat="1" w:unhideWhenUsed="0" w:uiPriority="64" w:semiHidden="0" w:name="Medium Shading 2 Accent 1"/>
     <w:lsdException w:unhideWhenUsed="0" w:uiPriority="65" w:semiHidden="0" w:name="Medium List 1 Accent 1"/>
     <w:lsdException w:qFormat="1" w:unhideWhenUsed="0" w:uiPriority="34" w:semiHidden="0" w:name="List Paragraph"/>
     <w:lsdException w:qFormat="1" w:unhideWhenUsed="0" w:uiPriority="29" w:semiHidden="0" w:name="Quote"/>
     <w:lsdException w:qFormat="1" w:unhideWhenUsed="0" w:uiPriority="30" w:semiHidden="0" w:name="Intense Quote"/>
-    <w:lsdException w:unhideWhenUsed="0" w:uiPriority="66" w:semiHidden="0" w:name="Medium List 2 Accent 1"/>
+    <w:lsdException w:qFormat="1" w:unhideWhenUsed="0" w:uiPriority="66" w:semiHidden="0" w:name="Medium List 2 Accent 1"/>
     <w:lsdException w:qFormat="1" w:unhideWhenUsed="0" w:uiPriority="67" w:semiHidden="0" w:name="Medium Grid 1 Accent 1"/>
     <w:lsdException w:qFormat="1" w:unhideWhenUsed="0" w:uiPriority="68" w:semiHidden="0" w:name="Medium Grid 2 Accent 1"/>
     <w:lsdException w:qFormat="1" w:unhideWhenUsed="0" w:uiPriority="69" w:semiHidden="0" w:name="Medium Grid 3 Accent 1"/>
@@ -10208,9 +10442,9 @@
     <w:lsdException w:qFormat="1" w:unhideWhenUsed="0" w:uiPriority="61" w:semiHidden="0" w:name="Light List Accent 2"/>
     <w:lsdException w:qFormat="1" w:unhideWhenUsed="0" w:uiPriority="62" w:semiHidden="0" w:name="Light Grid Accent 2"/>
     <w:lsdException w:qFormat="1" w:unhideWhenUsed="0" w:uiPriority="63" w:semiHidden="0" w:name="Medium Shading 1 Accent 2"/>
-    <w:lsdException w:unhideWhenUsed="0" w:uiPriority="64" w:semiHidden="0" w:name="Medium Shading 2 Accent 2"/>
+    <w:lsdException w:qFormat="1" w:unhideWhenUsed="0" w:uiPriority="64" w:semiHidden="0" w:name="Medium Shading 2 Accent 2"/>
     <w:lsdException w:qFormat="1" w:unhideWhenUsed="0" w:uiPriority="65" w:semiHidden="0" w:name="Medium List 1 Accent 2"/>
-    <w:lsdException w:unhideWhenUsed="0" w:uiPriority="66" w:semiHidden="0" w:name="Medium List 2 Accent 2"/>
+    <w:lsdException w:qFormat="1" w:unhideWhenUsed="0" w:uiPriority="66" w:semiHidden="0" w:name="Medium List 2 Accent 2"/>
     <w:lsdException w:qFormat="1" w:unhideWhenUsed="0" w:uiPriority="67" w:semiHidden="0" w:name="Medium Grid 1 Accent 2"/>
     <w:lsdException w:qFormat="1" w:unhideWhenUsed="0" w:uiPriority="68" w:semiHidden="0" w:name="Medium Grid 2 Accent 2"/>
     <w:lsdException w:qFormat="1" w:unhideWhenUsed="0" w:uiPriority="69" w:semiHidden="0" w:name="Medium Grid 3 Accent 2"/>
@@ -10222,9 +10456,9 @@
     <w:lsdException w:qFormat="1" w:unhideWhenUsed="0" w:uiPriority="61" w:semiHidden="0" w:name="Light List Accent 3"/>
     <w:lsdException w:qFormat="1" w:unhideWhenUsed="0" w:uiPriority="62" w:semiHidden="0" w:name="Light Grid Accent 3"/>
     <w:lsdException w:unhideWhenUsed="0" w:uiPriority="63" w:semiHidden="0" w:name="Medium Shading 1 Accent 3"/>
-    <w:lsdException w:unhideWhenUsed="0" w:uiPriority="64" w:semiHidden="0" w:name="Medium Shading 2 Accent 3"/>
+    <w:lsdException w:qFormat="1" w:unhideWhenUsed="0" w:uiPriority="64" w:semiHidden="0" w:name="Medium Shading 2 Accent 3"/>
     <w:lsdException w:unhideWhenUsed="0" w:uiPriority="65" w:semiHidden="0" w:name="Medium List 1 Accent 3"/>
-    <w:lsdException w:unhideWhenUsed="0" w:uiPriority="66" w:semiHidden="0" w:name="Medium List 2 Accent 3"/>
+    <w:lsdException w:qFormat="1" w:unhideWhenUsed="0" w:uiPriority="66" w:semiHidden="0" w:name="Medium List 2 Accent 3"/>
     <w:lsdException w:qFormat="1" w:unhideWhenUsed="0" w:uiPriority="67" w:semiHidden="0" w:name="Medium Grid 1 Accent 3"/>
     <w:lsdException w:qFormat="1" w:unhideWhenUsed="0" w:uiPriority="68" w:semiHidden="0" w:name="Medium Grid 2 Accent 3"/>
     <w:lsdException w:qFormat="1" w:unhideWhenUsed="0" w:uiPriority="69" w:semiHidden="0" w:name="Medium Grid 3 Accent 3"/>
@@ -10235,10 +10469,10 @@
     <w:lsdException w:qFormat="1" w:unhideWhenUsed="0" w:uiPriority="60" w:semiHidden="0" w:name="Light Shading Accent 4"/>
     <w:lsdException w:qFormat="1" w:unhideWhenUsed="0" w:uiPriority="61" w:semiHidden="0" w:name="Light List Accent 4"/>
     <w:lsdException w:qFormat="1" w:unhideWhenUsed="0" w:uiPriority="62" w:semiHidden="0" w:name="Light Grid Accent 4"/>
-    <w:lsdException w:unhideWhenUsed="0" w:uiPriority="63" w:semiHidden="0" w:name="Medium Shading 1 Accent 4"/>
-    <w:lsdException w:unhideWhenUsed="0" w:uiPriority="64" w:semiHidden="0" w:name="Medium Shading 2 Accent 4"/>
+    <w:lsdException w:qFormat="1" w:unhideWhenUsed="0" w:uiPriority="63" w:semiHidden="0" w:name="Medium Shading 1 Accent 4"/>
+    <w:lsdException w:qFormat="1" w:unhideWhenUsed="0" w:uiPriority="64" w:semiHidden="0" w:name="Medium Shading 2 Accent 4"/>
     <w:lsdException w:unhideWhenUsed="0" w:uiPriority="65" w:semiHidden="0" w:name="Medium List 1 Accent 4"/>
-    <w:lsdException w:unhideWhenUsed="0" w:uiPriority="66" w:semiHidden="0" w:name="Medium List 2 Accent 4"/>
+    <w:lsdException w:qFormat="1" w:unhideWhenUsed="0" w:uiPriority="66" w:semiHidden="0" w:name="Medium List 2 Accent 4"/>
     <w:lsdException w:qFormat="1" w:unhideWhenUsed="0" w:uiPriority="67" w:semiHidden="0" w:name="Medium Grid 1 Accent 4"/>
     <w:lsdException w:qFormat="1" w:unhideWhenUsed="0" w:uiPriority="68" w:semiHidden="0" w:name="Medium Grid 2 Accent 4"/>
     <w:lsdException w:qFormat="1" w:unhideWhenUsed="0" w:uiPriority="69" w:semiHidden="0" w:name="Medium Grid 3 Accent 4"/>
@@ -10248,10 +10482,10 @@
     <w:lsdException w:qFormat="1" w:unhideWhenUsed="0" w:uiPriority="73" w:semiHidden="0" w:name="Colorful Grid Accent 4"/>
     <w:lsdException w:qFormat="1" w:unhideWhenUsed="0" w:uiPriority="60" w:semiHidden="0" w:name="Light Shading Accent 5"/>
     <w:lsdException w:qFormat="1" w:unhideWhenUsed="0" w:uiPriority="61" w:semiHidden="0" w:name="Light List Accent 5"/>
-    <w:lsdException w:unhideWhenUsed="0" w:uiPriority="62" w:semiHidden="0" w:name="Light Grid Accent 5"/>
+    <w:lsdException w:qFormat="1" w:unhideWhenUsed="0" w:uiPriority="62" w:semiHidden="0" w:name="Light Grid Accent 5"/>
     <w:lsdException w:unhideWhenUsed="0" w:uiPriority="63" w:semiHidden="0" w:name="Medium Shading 1 Accent 5"/>
     <w:lsdException w:unhideWhenUsed="0" w:uiPriority="64" w:semiHidden="0" w:name="Medium Shading 2 Accent 5"/>
-    <w:lsdException w:unhideWhenUsed="0" w:uiPriority="65" w:semiHidden="0" w:name="Medium List 1 Accent 5"/>
+    <w:lsdException w:qFormat="1" w:unhideWhenUsed="0" w:uiPriority="65" w:semiHidden="0" w:name="Medium List 1 Accent 5"/>
     <w:lsdException w:qFormat="1" w:unhideWhenUsed="0" w:uiPriority="66" w:semiHidden="0" w:name="Medium List 2 Accent 5"/>
     <w:lsdException w:qFormat="1" w:unhideWhenUsed="0" w:uiPriority="67" w:semiHidden="0" w:name="Medium Grid 1 Accent 5"/>
     <w:lsdException w:qFormat="1" w:unhideWhenUsed="0" w:uiPriority="68" w:semiHidden="0" w:name="Medium Grid 2 Accent 5"/>
@@ -10262,9 +10496,9 @@
     <w:lsdException w:qFormat="1" w:unhideWhenUsed="0" w:uiPriority="73" w:semiHidden="0" w:name="Colorful Grid Accent 5"/>
     <w:lsdException w:qFormat="1" w:unhideWhenUsed="0" w:uiPriority="60" w:semiHidden="0" w:name="Light Shading Accent 6"/>
     <w:lsdException w:qFormat="1" w:unhideWhenUsed="0" w:uiPriority="61" w:semiHidden="0" w:name="Light List Accent 6"/>
-    <w:lsdException w:unhideWhenUsed="0" w:uiPriority="62" w:semiHidden="0" w:name="Light Grid Accent 6"/>
-    <w:lsdException w:unhideWhenUsed="0" w:uiPriority="63" w:semiHidden="0" w:name="Medium Shading 1 Accent 6"/>
-    <w:lsdException w:unhideWhenUsed="0" w:uiPriority="64" w:semiHidden="0" w:name="Medium Shading 2 Accent 6"/>
+    <w:lsdException w:qFormat="1" w:unhideWhenUsed="0" w:uiPriority="62" w:semiHidden="0" w:name="Light Grid Accent 6"/>
+    <w:lsdException w:qFormat="1" w:unhideWhenUsed="0" w:uiPriority="63" w:semiHidden="0" w:name="Medium Shading 1 Accent 6"/>
+    <w:lsdException w:qFormat="1" w:unhideWhenUsed="0" w:uiPriority="64" w:semiHidden="0" w:name="Medium Shading 2 Accent 6"/>
     <w:lsdException w:qFormat="1" w:unhideWhenUsed="0" w:uiPriority="65" w:semiHidden="0" w:name="Medium List 1 Accent 6"/>
     <w:lsdException w:qFormat="1" w:unhideWhenUsed="0" w:uiPriority="66" w:semiHidden="0" w:name="Medium List 2 Accent 6"/>
     <w:lsdException w:qFormat="1" w:unhideWhenUsed="0" w:uiPriority="67" w:semiHidden="0" w:name="Medium Grid 1 Accent 6"/>
@@ -10760,6 +10994,7 @@
     <w:basedOn w:val="1"/>
     <w:link w:val="136"/>
     <w:unhideWhenUsed/>
+    <w:qFormat/>
     <w:uiPriority w:val="99"/>
     <w:pPr>
       <w:tabs>
@@ -12246,6 +12481,7 @@
   <w:style w:type="table" w:styleId="48">
     <w:name w:val="Light Grid"/>
     <w:basedOn w:val="32"/>
+    <w:qFormat/>
     <w:uiPriority w:val="62"/>
     <w:pPr>
       <w:spacing w:after="0" w:line="240" w:lineRule="auto"/>
@@ -12372,6 +12608,7 @@
   <w:style w:type="table" w:styleId="49">
     <w:name w:val="Light Grid Accent 1"/>
     <w:basedOn w:val="32"/>
+    <w:qFormat/>
     <w:uiPriority w:val="62"/>
     <w:pPr>
       <w:spacing w:after="0" w:line="240" w:lineRule="auto"/>
@@ -12879,6 +13116,7 @@
   <w:style w:type="table" w:styleId="53">
     <w:name w:val="Light Grid Accent 5"/>
     <w:basedOn w:val="32"/>
+    <w:qFormat/>
     <w:uiPriority w:val="62"/>
     <w:pPr>
       <w:spacing w:after="0" w:line="240" w:lineRule="auto"/>
@@ -13005,6 +13243,7 @@
   <w:style w:type="table" w:styleId="54">
     <w:name w:val="Light Grid Accent 6"/>
     <w:basedOn w:val="32"/>
+    <w:qFormat/>
     <w:uiPriority w:val="62"/>
     <w:pPr>
       <w:spacing w:after="0" w:line="240" w:lineRule="auto"/>
@@ -13131,6 +13370,7 @@
   <w:style w:type="table" w:styleId="55">
     <w:name w:val="Medium Shading 1"/>
     <w:basedOn w:val="32"/>
+    <w:qFormat/>
     <w:uiPriority w:val="63"/>
     <w:pPr>
       <w:spacing w:after="0" w:line="240" w:lineRule="auto"/>
@@ -13238,6 +13478,7 @@
   <w:style w:type="table" w:styleId="56">
     <w:name w:val="Medium Shading 1 Accent 1"/>
     <w:basedOn w:val="32"/>
+    <w:qFormat/>
     <w:uiPriority w:val="63"/>
     <w:pPr>
       <w:spacing w:after="0" w:line="240" w:lineRule="auto"/>
@@ -13560,6 +13801,7 @@
   <w:style w:type="table" w:styleId="59">
     <w:name w:val="Medium Shading 1 Accent 4"/>
     <w:basedOn w:val="32"/>
+    <w:qFormat/>
     <w:uiPriority w:val="63"/>
     <w:pPr>
       <w:spacing w:after="0" w:line="240" w:lineRule="auto"/>
@@ -13774,6 +14016,7 @@
   <w:style w:type="table" w:styleId="61">
     <w:name w:val="Medium Shading 1 Accent 6"/>
     <w:basedOn w:val="32"/>
+    <w:qFormat/>
     <w:uiPriority w:val="63"/>
     <w:pPr>
       <w:spacing w:after="0" w:line="240" w:lineRule="auto"/>
@@ -13881,6 +14124,7 @@
   <w:style w:type="table" w:styleId="62">
     <w:name w:val="Medium Shading 2"/>
     <w:basedOn w:val="32"/>
+    <w:qFormat/>
     <w:uiPriority w:val="64"/>
     <w:pPr>
       <w:spacing w:after="0" w:line="240" w:lineRule="auto"/>
@@ -14046,6 +14290,7 @@
   <w:style w:type="table" w:styleId="63">
     <w:name w:val="Medium Shading 2 Accent 1"/>
     <w:basedOn w:val="32"/>
+    <w:qFormat/>
     <w:uiPriority w:val="64"/>
     <w:pPr>
       <w:spacing w:after="0" w:line="240" w:lineRule="auto"/>
@@ -14211,6 +14456,7 @@
   <w:style w:type="table" w:styleId="64">
     <w:name w:val="Medium Shading 2 Accent 2"/>
     <w:basedOn w:val="32"/>
+    <w:qFormat/>
     <w:uiPriority w:val="64"/>
     <w:pPr>
       <w:spacing w:after="0" w:line="240" w:lineRule="auto"/>
@@ -14376,6 +14622,7 @@
   <w:style w:type="table" w:styleId="65">
     <w:name w:val="Medium Shading 2 Accent 3"/>
     <w:basedOn w:val="32"/>
+    <w:qFormat/>
     <w:uiPriority w:val="64"/>
     <w:pPr>
       <w:spacing w:after="0" w:line="240" w:lineRule="auto"/>
@@ -14541,6 +14788,7 @@
   <w:style w:type="table" w:styleId="66">
     <w:name w:val="Medium Shading 2 Accent 4"/>
     <w:basedOn w:val="32"/>
+    <w:qFormat/>
     <w:uiPriority w:val="64"/>
     <w:pPr>
       <w:spacing w:after="0" w:line="240" w:lineRule="auto"/>
@@ -14871,6 +15119,7 @@
   <w:style w:type="table" w:styleId="68">
     <w:name w:val="Medium Shading 2 Accent 6"/>
     <w:basedOn w:val="32"/>
+    <w:qFormat/>
     <w:uiPriority w:val="64"/>
     <w:pPr>
       <w:spacing w:after="0" w:line="240" w:lineRule="auto"/>
@@ -15488,6 +15737,7 @@
   <w:style w:type="table" w:styleId="74">
     <w:name w:val="Medium List 1 Accent 5"/>
     <w:basedOn w:val="32"/>
+    <w:qFormat/>
     <w:uiPriority w:val="65"/>
     <w:pPr>
       <w:spacing w:after="0" w:line="240" w:lineRule="auto"/>
@@ -15669,6 +15919,7 @@
   <w:style w:type="table" w:styleId="76">
     <w:name w:val="Medium List 2"/>
     <w:basedOn w:val="32"/>
+    <w:qFormat/>
     <w:uiPriority w:val="66"/>
     <w:pPr>
       <w:spacing w:after="0" w:line="240" w:lineRule="auto"/>
@@ -15798,6 +16049,7 @@
   <w:style w:type="table" w:styleId="77">
     <w:name w:val="Medium List 2 Accent 1"/>
     <w:basedOn w:val="32"/>
+    <w:qFormat/>
     <w:uiPriority w:val="66"/>
     <w:pPr>
       <w:spacing w:after="0" w:line="240" w:lineRule="auto"/>
@@ -15927,6 +16179,7 @@
   <w:style w:type="table" w:styleId="78">
     <w:name w:val="Medium List 2 Accent 2"/>
     <w:basedOn w:val="32"/>
+    <w:qFormat/>
     <w:uiPriority w:val="66"/>
     <w:pPr>
       <w:spacing w:after="0" w:line="240" w:lineRule="auto"/>
@@ -16056,6 +16309,7 @@
   <w:style w:type="table" w:styleId="79">
     <w:name w:val="Medium List 2 Accent 3"/>
     <w:basedOn w:val="32"/>
+    <w:qFormat/>
     <w:uiPriority w:val="66"/>
     <w:pPr>
       <w:spacing w:after="0" w:line="240" w:lineRule="auto"/>
@@ -16185,6 +16439,7 @@
   <w:style w:type="table" w:styleId="80">
     <w:name w:val="Medium List 2 Accent 4"/>
     <w:basedOn w:val="32"/>
+    <w:qFormat/>
     <w:uiPriority w:val="66"/>
     <w:pPr>
       <w:spacing w:after="0" w:line="240" w:lineRule="auto"/>
